--- a/courseware/LG-Certified Lean Six Sigma Green Belt (CLSSGB) Training.docx
+++ b/courseware/LG-Certified Lean Six Sigma Green Belt (CLSSGB) Training.docx
@@ -179,7 +179,7 @@
           <w:color w:val="1F6FEB"/>
           <w:sz w:val="24"/>
         </w:rPr>
-        <w:t>Version 2</w:t>
+        <w:t>Version 3</w:t>
       </w:r>
     </w:p>
     <w:p>
@@ -381,6 +381,64 @@
                 <w:sz w:val="19"/>
               </w:rPr>
               <w:t>Major revision: rebuilt as a 4-day Green Belt progression from the Yellow Belt (CLSSYB, TGS-2025053922). Content deepened to the CSSC Green Belt scope (Chapters 1-24) - adds sampling and sample size calculation, Measurement System Analysis and Gage R&amp;R, hypothesis testing with p-values and Type I/II errors, correlation and regression, FMEA and RPN, Design of Experiments, SPC control chart selection with the eight out-of-control rules, and process capability Cp/Cpk. Expanded from 10 to 25 hands-on labs across the five DMAIC phases; the running scenario is now the Northwind Retail Distribution Centre order-fulfilment process, matching the WA (SAQ) and PP assessment papers.</w:t>
+            </w:r>
+          </w:p>
+        </w:tc>
+        <w:tc>
+          <w:tcPr>
+            <w:tcW w:type="dxa" w:w="2160"/>
+          </w:tcPr>
+          <w:p>
+            <w:r/>
+            <w:r>
+              <w:rPr>
+                <w:sz w:val="19"/>
+              </w:rPr>
+              <w:t>Dr. Alfred Ang</w:t>
+            </w:r>
+          </w:p>
+        </w:tc>
+      </w:tr>
+      <w:tr>
+        <w:tc>
+          <w:tcPr>
+            <w:tcW w:type="dxa" w:w="2160"/>
+          </w:tcPr>
+          <w:p>
+            <w:r/>
+            <w:r>
+              <w:rPr>
+                <w:sz w:val="19"/>
+              </w:rPr>
+              <w:t>3</w:t>
+            </w:r>
+          </w:p>
+        </w:tc>
+        <w:tc>
+          <w:tcPr>
+            <w:tcW w:type="dxa" w:w="2160"/>
+          </w:tcPr>
+          <w:p>
+            <w:r/>
+            <w:r>
+              <w:rPr>
+                <w:sz w:val="19"/>
+              </w:rPr>
+              <w:t>19 July 2026</w:t>
+            </w:r>
+          </w:p>
+        </w:tc>
+        <w:tc>
+          <w:tcPr>
+            <w:tcW w:type="dxa" w:w="2160"/>
+          </w:tcPr>
+          <w:p>
+            <w:r/>
+            <w:r>
+              <w:rPr>
+                <w:sz w:val="19"/>
+              </w:rPr>
+              <w:t>Removed the Practice Exam slide and its asset - there is no Six Sigma practice exam on exams.tertiaryinfotech.com.</w:t>
             </w:r>
           </w:p>
         </w:tc>

--- a/courseware/LG-Certified Lean Six Sigma Green Belt (CLSSGB) Training.docx
+++ b/courseware/LG-Certified Lean Six Sigma Green Belt (CLSSGB) Training.docx
@@ -380,7 +380,7 @@
               <w:rPr>
                 <w:sz w:val="19"/>
               </w:rPr>
-              <w:t>Major revision: rebuilt as a 4-day Green Belt progression from the Yellow Belt (CLSSYB, TGS-2025053922). Content deepened to the CSSC Green Belt scope (Chapters 1-24) - adds sampling and sample size calculation, Measurement System Analysis and Gage R&amp;R, hypothesis testing with p-values and Type I/II errors, correlation and regression, FMEA and RPN, Design of Experiments, SPC control chart selection with the eight out-of-control rules, and process capability Cp/Cpk. Expanded from 10 to 25 hands-on labs across the five DMAIC phases; the running scenario is now the Northwind Retail Distribution Centre order-fulfilment process, matching the WA (SAQ) and PP assessment papers.</w:t>
+              <w:t>Major revision: rebuilt as a 4-day Green Belt progression from the Yellow Belt (CLSSYB). Content deepened to the CSSC Green Belt scope (Chapters 1-24) - adds sampling and sample size calculation, Measurement System Analysis and Gage R&amp;R, hypothesis testing with p-values and Type I/II errors, correlation and regression, FMEA and RPN, Design of Experiments, SPC control chart selection with the eight out-of-control rules, and process capability Cp/Cpk. Expanded from 10 to 25 hands-on labs across the five DMAIC phases; the running scenario is now the Northwind Retail Distribution Centre order-fulfilment process, matching the WA (SAQ) and PP assessment papers.</w:t>
             </w:r>
           </w:p>
         </w:tc>

--- a/courseware/LG-Certified Lean Six Sigma Green Belt (CLSSGB) Training.docx
+++ b/courseware/LG-Certified Lean Six Sigma Green Belt (CLSSGB) Training.docx
@@ -179,7 +179,7 @@
           <w:color w:val="1F6FEB"/>
           <w:sz w:val="24"/>
         </w:rPr>
-        <w:t>Version 3</w:t>
+        <w:t>Version 4</w:t>
       </w:r>
     </w:p>
     <w:p>
@@ -457,6 +457,64 @@
           </w:p>
         </w:tc>
       </w:tr>
+      <w:tr>
+        <w:tc>
+          <w:tcPr>
+            <w:tcW w:type="dxa" w:w="2160"/>
+          </w:tcPr>
+          <w:p>
+            <w:r/>
+            <w:r>
+              <w:rPr>
+                <w:sz w:val="19"/>
+              </w:rPr>
+              <w:t>4</w:t>
+            </w:r>
+          </w:p>
+        </w:tc>
+        <w:tc>
+          <w:tcPr>
+            <w:tcW w:type="dxa" w:w="2160"/>
+          </w:tcPr>
+          <w:p>
+            <w:r/>
+            <w:r>
+              <w:rPr>
+                <w:sz w:val="19"/>
+              </w:rPr>
+              <w:t>19 July 2026</w:t>
+            </w:r>
+          </w:p>
+        </w:tc>
+        <w:tc>
+          <w:tcPr>
+            <w:tcW w:type="dxa" w:w="2160"/>
+          </w:tcPr>
+          <w:p>
+            <w:r/>
+            <w:r>
+              <w:rPr>
+                <w:sz w:val="19"/>
+              </w:rPr>
+              <w:t>Added the SIPOC &amp; Process Map Builder (alfredang.github.io/sipoc) to the toolkit - wired into Lab 6 (SIPOC build, pain points, 'Check my SIPOC' validation) and Lab 7 (swimlane and handoff table), the Define phase slides, and a new Your Interactive Toolkit slide that introduces all five browser tools.</w:t>
+            </w:r>
+          </w:p>
+        </w:tc>
+        <w:tc>
+          <w:tcPr>
+            <w:tcW w:type="dxa" w:w="2160"/>
+          </w:tcPr>
+          <w:p>
+            <w:r/>
+            <w:r>
+              <w:rPr>
+                <w:sz w:val="19"/>
+              </w:rPr>
+              <w:t>Dr. Alfred Ang</w:t>
+            </w:r>
+          </w:p>
+        </w:tc>
+      </w:tr>
     </w:tbl>
     <w:p>
       <w:r>
@@ -492,7 +550,7 @@
         </w:rPr>
         <w:t>Introduction</w:t>
         <w:tab/>
-        <w:t>4</w:t>
+        <w:t>5</w:t>
       </w:r>
     </w:p>
     <w:p>
@@ -511,7 +569,7 @@
         </w:rPr>
         <w:t>Course Learning Outcomes</w:t>
         <w:tab/>
-        <w:t>4</w:t>
+        <w:t>5</w:t>
       </w:r>
     </w:p>
     <w:p>
@@ -530,7 +588,7 @@
         </w:rPr>
         <w:t>Skills Framework Alignment</w:t>
         <w:tab/>
-        <w:t>4</w:t>
+        <w:t>5</w:t>
       </w:r>
     </w:p>
     <w:p>
@@ -549,7 +607,7 @@
         </w:rPr>
         <w:t>Before You Start</w:t>
         <w:tab/>
-        <w:t>5</w:t>
+        <w:t>6</w:t>
       </w:r>
     </w:p>
     <w:p>
@@ -568,7 +626,7 @@
         </w:rPr>
         <w:t>FOUNDATIONS — Six Sigma Foundations &amp; The Green Belt Role  (10%)</w:t>
         <w:tab/>
-        <w:t>6</w:t>
+        <w:t>7</w:t>
       </w:r>
     </w:p>
     <w:p>
@@ -588,7 +646,7 @@
         </w:rPr>
         <w:t>Lab 1 — The Green Belt Role, Project Selection and Business Case  [Core]</w:t>
         <w:tab/>
-        <w:t>6</w:t>
+        <w:t>7</w:t>
       </w:r>
     </w:p>
     <w:p>
@@ -608,7 +666,7 @@
         </w:rPr>
         <w:t>Lab 2 — Y = f(X), Sigma Level, DPMO and the DMAIC Roadmap  [Core]</w:t>
         <w:tab/>
-        <w:t>8</w:t>
+        <w:t>9</w:t>
       </w:r>
     </w:p>
     <w:p>
@@ -627,7 +685,7 @@
         </w:rPr>
         <w:t>DEFINE — Define — Scope the Problem  (18%)</w:t>
         <w:tab/>
-        <w:t>9</w:t>
+        <w:t>10</w:t>
       </w:r>
     </w:p>
     <w:p>
@@ -647,7 +705,7 @@
         </w:rPr>
         <w:t>Lab 3 — Voice of the Customer, Affinity Diagram and Kano Analysis  [Core]</w:t>
         <w:tab/>
-        <w:t>9</w:t>
+        <w:t>11</w:t>
       </w:r>
     </w:p>
     <w:p>
@@ -667,7 +725,7 @@
         </w:rPr>
         <w:t>Lab 4 — CTQ Tree — Translating Customer Needs into Measurable Requirements  [Core]</w:t>
         <w:tab/>
-        <w:t>11</w:t>
+        <w:t>12</w:t>
       </w:r>
     </w:p>
     <w:p>
@@ -687,7 +745,7 @@
         </w:rPr>
         <w:t>Lab 5 — Project Charter, Problem Statement, Goal Statement and Scope  [Core]</w:t>
         <w:tab/>
-        <w:t>12</w:t>
+        <w:t>14</w:t>
       </w:r>
     </w:p>
     <w:p>
@@ -707,7 +765,7 @@
         </w:rPr>
         <w:t>Lab 6 — SIPOC, Stakeholder Analysis and RACI  [Core]</w:t>
         <w:tab/>
-        <w:t>14</w:t>
+        <w:t>15</w:t>
       </w:r>
     </w:p>
     <w:p>
@@ -726,7 +784,7 @@
         </w:rPr>
         <w:t>MEASURE — Measure — Quantify Performance  (24%)</w:t>
         <w:tab/>
-        <w:t>15</w:t>
+        <w:t>17</w:t>
       </w:r>
     </w:p>
     <w:p>
@@ -746,7 +804,7 @@
         </w:rPr>
         <w:t>Lab 7 — Detailed Process Mapping and Swimlane Analysis  [Core]</w:t>
         <w:tab/>
-        <w:t>16</w:t>
+        <w:t>18</w:t>
       </w:r>
     </w:p>
     <w:p>
@@ -766,7 +824,7 @@
         </w:rPr>
         <w:t>Lab 8 — Value Stream Mapping, Takt Time and the Eight Wastes  [Core]</w:t>
         <w:tab/>
-        <w:t>17</w:t>
+        <w:t>19</w:t>
       </w:r>
     </w:p>
     <w:p>
@@ -786,7 +844,7 @@
         </w:rPr>
         <w:t>Lab 9 — Data Types, Operational Definitions and the Data Collection Plan  [Core]</w:t>
         <w:tab/>
-        <w:t>19</w:t>
+        <w:t>21</w:t>
       </w:r>
     </w:p>
     <w:p>
@@ -806,7 +864,7 @@
         </w:rPr>
         <w:t>Lab 10 — Sampling Techniques and Sample Size Calculation  [Core]</w:t>
         <w:tab/>
-        <w:t>20</w:t>
+        <w:t>22</w:t>
       </w:r>
     </w:p>
     <w:p>
@@ -826,7 +884,7 @@
         </w:rPr>
         <w:t>Lab 11 — Measurement System Analysis and Gage R&amp;R  [Core]</w:t>
         <w:tab/>
-        <w:t>22</w:t>
+        <w:t>24</w:t>
       </w:r>
     </w:p>
     <w:p>
@@ -846,7 +904,7 @@
         </w:rPr>
         <w:t>Lab 12 — Yield, DPU, DPO, DPMO, RTY and the Hidden Factory  [Core]</w:t>
         <w:tab/>
-        <w:t>23</w:t>
+        <w:t>25</w:t>
       </w:r>
     </w:p>
     <w:p>
@@ -866,7 +924,7 @@
         </w:rPr>
         <w:t>Lab 13 — Descriptive Statistics, Normality and Baseline Process Capability  [Core]</w:t>
         <w:tab/>
-        <w:t>25</w:t>
+        <w:t>27</w:t>
       </w:r>
     </w:p>
     <w:p>
@@ -885,7 +943,7 @@
         </w:rPr>
         <w:t>ANALYZE — Analyze — Find and Prove the Root Cause  (26%)</w:t>
         <w:tab/>
-        <w:t>27</w:t>
+        <w:t>29</w:t>
       </w:r>
     </w:p>
     <w:p>
@@ -905,7 +963,7 @@
         </w:rPr>
         <w:t>Lab 14 — Variation, Run Charts and Stability Analysis  [Core]</w:t>
         <w:tab/>
-        <w:t>27</w:t>
+        <w:t>29</w:t>
       </w:r>
     </w:p>
     <w:p>
@@ -925,7 +983,7 @@
         </w:rPr>
         <w:t>Lab 15 — Pareto Analysis, Stratification and Boxplots  [Core]</w:t>
         <w:tab/>
-        <w:t>29</w:t>
+        <w:t>31</w:t>
       </w:r>
     </w:p>
     <w:p>
@@ -945,7 +1003,7 @@
         </w:rPr>
         <w:t>Lab 16 — Fishbone, 5 Whys, Multi-Voting and Cause Prioritisation  [Core]</w:t>
         <w:tab/>
-        <w:t>30</w:t>
+        <w:t>32</w:t>
       </w:r>
     </w:p>
     <w:p>
@@ -965,7 +1023,7 @@
         </w:rPr>
         <w:t>Lab 17 — Hypothesis Testing — Test Selection, p-values and Conclusions  [Core]</w:t>
         <w:tab/>
-        <w:t>32</w:t>
+        <w:t>34</w:t>
       </w:r>
     </w:p>
     <w:p>
@@ -985,7 +1043,7 @@
         </w:rPr>
         <w:t>Lab 18 — Correlation, Regression and Quantifying the X-Y Relationship  [Core]</w:t>
         <w:tab/>
-        <w:t>34</w:t>
+        <w:t>36</w:t>
       </w:r>
     </w:p>
     <w:p>
@@ -1004,7 +1062,7 @@
         </w:rPr>
         <w:t>IMPROVE — Improve — Select, De-Risk and Pilot the Fix  (12%)</w:t>
         <w:tab/>
-        <w:t>35</w:t>
+        <w:t>37</w:t>
       </w:r>
     </w:p>
     <w:p>
@@ -1024,7 +1082,7 @@
         </w:rPr>
         <w:t>Lab 19 — Solution Generation, Benchmarking and Brainwriting  [Core]</w:t>
         <w:tab/>
-        <w:t>36</w:t>
+        <w:t>38</w:t>
       </w:r>
     </w:p>
     <w:p>
@@ -1044,7 +1102,7 @@
         </w:rPr>
         <w:t>Lab 20 — Lean Countermeasures — 5S, Poka-Yoke, Pull, JIT and Standard Work  [Core]</w:t>
         <w:tab/>
-        <w:t>38</w:t>
+        <w:t>40</w:t>
       </w:r>
     </w:p>
     <w:p>
@@ -1064,7 +1122,7 @@
         </w:rPr>
         <w:t>Lab 21 — Solution Selection Matrix and Cost-Benefit Analysis  [Core]</w:t>
         <w:tab/>
-        <w:t>39</w:t>
+        <w:t>41</w:t>
       </w:r>
     </w:p>
     <w:p>
@@ -1084,7 +1142,7 @@
         </w:rPr>
         <w:t>Lab 22 — FMEA, Risk Priority Numbers, DOE and Piloting  [Core]</w:t>
         <w:tab/>
-        <w:t>41</w:t>
+        <w:t>43</w:t>
       </w:r>
     </w:p>
     <w:p>
@@ -1103,7 +1161,7 @@
         </w:rPr>
         <w:t>CONTROL — Control — Hold the Gain  (10%)</w:t>
         <w:tab/>
-        <w:t>43</w:t>
+        <w:t>45</w:t>
       </w:r>
     </w:p>
     <w:p>
@@ -1123,7 +1181,7 @@
         </w:rPr>
         <w:t>Lab 23 — Statistical Process Control — Chart Selection and Control Limits  [Core]</w:t>
         <w:tab/>
-        <w:t>43</w:t>
+        <w:t>45</w:t>
       </w:r>
     </w:p>
     <w:p>
@@ -1143,7 +1201,7 @@
         </w:rPr>
         <w:t>Lab 24 — Control Plan, SOP, Visual Management and Response Plan  [Core]</w:t>
         <w:tab/>
-        <w:t>45</w:t>
+        <w:t>47</w:t>
       </w:r>
     </w:p>
     <w:p>
@@ -1163,7 +1221,7 @@
         </w:rPr>
         <w:t>Lab 25 — Verify the Gain, A3 Storyboard, Handover and Project Closure  [Core]</w:t>
         <w:tab/>
-        <w:t>47</w:t>
+        <w:t>49</w:t>
       </w:r>
     </w:p>
     <w:p>
@@ -1182,7 +1240,7 @@
         </w:rPr>
         <w:t>Quick Reference — Formulas You Should Know</w:t>
         <w:tab/>
-        <w:t>49</w:t>
+        <w:t>51</w:t>
       </w:r>
     </w:p>
     <w:p>
@@ -1201,7 +1259,7 @@
         </w:rPr>
         <w:t>Quick Reference — The Eight Wastes (DOWNTIME)</w:t>
         <w:tab/>
-        <w:t>50</w:t>
+        <w:t>52</w:t>
       </w:r>
     </w:p>
     <w:p>
@@ -1220,7 +1278,7 @@
         </w:rPr>
         <w:t>Preparing for the Assessment</w:t>
         <w:tab/>
-        <w:t>50</w:t>
+        <w:t>52</w:t>
       </w:r>
     </w:p>
     <w:p>
@@ -1239,7 +1297,7 @@
         </w:rPr>
         <w:t>Glossary</w:t>
         <w:tab/>
-        <w:t>50</w:t>
+        <w:t>52</w:t>
       </w:r>
     </w:p>
     <w:p>
@@ -1485,7 +1543,15 @@
     </w:p>
     <w:p>
       <w:r>
-        <w:t>Four browser-based tools are used during the labs. No installation or licence is required.</w:t>
+        <w:t>Five browser-based tools are used during the labs. No installation or licence is required.</w:t>
+      </w:r>
+    </w:p>
+    <w:p>
+      <w:pPr>
+        <w:pStyle w:val="ListBullet"/>
+      </w:pPr>
+      <w:r>
+        <w:t>SIPOC &amp; Process Map Builder — build the SIPOC, tag pain points, auto-generate the swimlane and handoff table, validate with 'Check my SIPOC' and export to PNG/PDF: https://alfredang.github.io/sipoc/</w:t>
       </w:r>
     </w:p>
     <w:p>
@@ -2970,7 +3036,7 @@
     </w:p>
     <w:p>
       <w:r>
-        <w:t>A completed SIPOC, a stakeholder power/interest grid and a RACI matrix.   (Tools and techniques: SIPOC, process boundaries, stakeholder analysis, power/interest grid, RACI.)</w:t>
+        <w:t>A validated SIPOC (exported from the builder), a stakeholder power/interest grid and a RACI matrix.   (Tools and techniques: SIPOC &amp; Process Map Builder, process boundaries, pain points, stakeholder analysis, power/interest grid, RACI.)</w:t>
       </w:r>
     </w:p>
     <w:p>
@@ -3047,7 +3113,17 @@
         <w:t xml:space="preserve">1.  </w:t>
       </w:r>
       <w:r>
-        <w:t>Agree the process boundaries first — write the explicit start trigger and stop event for the Northwind order-fulfilment process.</w:t>
+        <w:t>Open the SIPOC &amp; Process Map Builder — it walks you through the boundaries, the SIPOC and the pain points in order.</w:t>
+      </w:r>
+    </w:p>
+    <w:p>
+      <w:r>
+        <w:rPr>
+          <w:rFonts w:ascii="Consolas" w:hAnsi="Consolas"/>
+          <w:color w:val="0B3060"/>
+          <w:sz w:val="19"/>
+        </w:rPr>
+        <w:t>https://alfredang.github.io/sipoc/</w:t>
       </w:r>
     </w:p>
     <w:p>
@@ -3062,6 +3138,21 @@
         <w:t xml:space="preserve">2.  </w:t>
       </w:r>
       <w:r>
+        <w:t>Agree the process boundaries first — write the explicit start trigger and stop event for the Northwind order-fulfilment process. Boundary disputes are where most SIPOCs fail.</w:t>
+      </w:r>
+    </w:p>
+    <w:p>
+      <w:pPr>
+        <w:ind w:left="360" w:hanging="360"/>
+      </w:pPr>
+      <w:r>
+        <w:rPr>
+          <w:b/>
+          <w:color w:val="1F6FEB"/>
+        </w:rPr>
+        <w:t xml:space="preserve">3.  </w:t>
+      </w:r>
+      <w:r>
         <w:t>List the Process steps: five to seven high-level steps only. Resist the urge to detail — that comes in Lab 7.</w:t>
       </w:r>
     </w:p>
@@ -3074,7 +3165,7 @@
           <w:b/>
           <w:color w:val="1F6FEB"/>
         </w:rPr>
-        <w:t xml:space="preserve">3.  </w:t>
+        <w:t xml:space="preserve">4.  </w:t>
       </w:r>
       <w:r>
         <w:t>Work outward: list the Outputs of the process and the Customers who receive each output.</w:t>
@@ -3089,7 +3180,7 @@
           <w:b/>
           <w:color w:val="1F6FEB"/>
         </w:rPr>
-        <w:t xml:space="preserve">4.  </w:t>
+        <w:t xml:space="preserve">5.  </w:t>
       </w:r>
       <w:r>
         <w:t>List the Inputs each step consumes and the Suppliers who provide them, internal and external.</w:t>
@@ -3104,7 +3195,37 @@
           <w:b/>
           <w:color w:val="1F6FEB"/>
         </w:rPr>
-        <w:t xml:space="preserve">5.  </w:t>
+        <w:t xml:space="preserve">6.  </w:t>
+      </w:r>
+      <w:r>
+        <w:t>Tag at least three pain points on the process steps — the delays, rework loops and unclear handoffs you already suspect.</w:t>
+      </w:r>
+    </w:p>
+    <w:p>
+      <w:pPr>
+        <w:ind w:left="360" w:hanging="360"/>
+      </w:pPr>
+      <w:r>
+        <w:rPr>
+          <w:b/>
+          <w:color w:val="1F6FEB"/>
+        </w:rPr>
+        <w:t xml:space="preserve">7.  </w:t>
+      </w:r>
+      <w:r>
+        <w:t>Run 'Check my SIPOC' in the tool to validate your diagram against the lab and assessment criteria, then export it as PNG or PDF for your project pack.</w:t>
+      </w:r>
+    </w:p>
+    <w:p>
+      <w:pPr>
+        <w:ind w:left="360" w:hanging="360"/>
+      </w:pPr>
+      <w:r>
+        <w:rPr>
+          <w:b/>
+          <w:color w:val="1F6FEB"/>
+        </w:rPr>
+        <w:t xml:space="preserve">8.  </w:t>
       </w:r>
       <w:r>
         <w:t>Validate the SIPOC with someone who does the work — SIPOCs built in a meeting room are usually wrong.</w:t>
@@ -3119,7 +3240,7 @@
           <w:b/>
           <w:color w:val="1F6FEB"/>
         </w:rPr>
-        <w:t xml:space="preserve">6.  </w:t>
+        <w:t xml:space="preserve">9.  </w:t>
       </w:r>
       <w:r>
         <w:t>Identify every stakeholder and plot them on a power/interest grid: manage closely, keep satisfied, keep informed, or monitor.</w:t>
@@ -3134,7 +3255,7 @@
           <w:b/>
           <w:color w:val="1F6FEB"/>
         </w:rPr>
-        <w:t xml:space="preserve">7.  </w:t>
+        <w:t xml:space="preserve">10.  </w:t>
       </w:r>
       <w:r>
         <w:t>Build the RACI for the project deliverables — exactly one Accountable per row, no more.</w:t>
@@ -3149,7 +3270,7 @@
           <w:b/>
           <w:color w:val="1F6FEB"/>
         </w:rPr>
-        <w:t xml:space="preserve">8.  </w:t>
+        <w:t xml:space="preserve">11.  </w:t>
       </w:r>
       <w:r>
         <w:t>For each high-power stakeholder, note their likely objection and your engagement approach.</w:t>
@@ -3167,7 +3288,7 @@
     </w:p>
     <w:p>
       <w:r>
-        <w:t>All five SIPOC columns are populated, the boundaries are explicit, and your RACI has exactly one Accountable per deliverable.</w:t>
+        <w:t>'Check my SIPOC' passes, all five columns are populated with explicit boundaries and at least three pain points tagged, and your RACI has exactly one Accountable per deliverable.</w:t>
       </w:r>
     </w:p>
     <w:p>
@@ -3311,7 +3432,7 @@
     </w:p>
     <w:p>
       <w:r>
-        <w:t>A detailed process map and a swimlane map with pain points and handoffs marked.   (Tools and techniques: Process symbols, flowchart, swimlane map, handoff analysis, pain points.)</w:t>
+        <w:t>A detailed process map and a swimlane map with pain points and handoffs marked.   (Tools and techniques: SIPOC &amp; Process Map Builder, process symbols, flowchart, swimlane map, handoff analysis, pain points.)</w:t>
       </w:r>
     </w:p>
     <w:p>
@@ -3433,6 +3554,31 @@
         <w:t xml:space="preserve">4.  </w:t>
       </w:r>
       <w:r>
+        <w:t>Continue in the SIPOC &amp; Process Map Builder — assign an actor to each step and it generates the swimlane and the handoff table for you.</w:t>
+      </w:r>
+    </w:p>
+    <w:p>
+      <w:r>
+        <w:rPr>
+          <w:rFonts w:ascii="Consolas" w:hAnsi="Consolas"/>
+          <w:color w:val="0B3060"/>
+          <w:sz w:val="19"/>
+        </w:rPr>
+        <w:t>https://alfredang.github.io/sipoc/</w:t>
+      </w:r>
+    </w:p>
+    <w:p>
+      <w:pPr>
+        <w:ind w:left="360" w:hanging="360"/>
+      </w:pPr>
+      <w:r>
+        <w:rPr>
+          <w:b/>
+          <w:color w:val="1F6FEB"/>
+        </w:rPr>
+        <w:t xml:space="preserve">5.  </w:t>
+      </w:r>
+      <w:r>
         <w:t>Redraw the same flow as a swimlane map, giving each actor or department its own lane.</w:t>
       </w:r>
     </w:p>
@@ -3445,7 +3591,7 @@
           <w:b/>
           <w:color w:val="1F6FEB"/>
         </w:rPr>
-        <w:t xml:space="preserve">5.  </w:t>
+        <w:t xml:space="preserve">6.  </w:t>
       </w:r>
       <w:r>
         <w:t>Count the handoffs — every time the flow crosses a lane boundary. Mark each one, since each is a queue and a risk of information loss.</w:t>
@@ -3460,7 +3606,7 @@
           <w:b/>
           <w:color w:val="1F6FEB"/>
         </w:rPr>
-        <w:t xml:space="preserve">6.  </w:t>
+        <w:t xml:space="preserve">7.  </w:t>
       </w:r>
       <w:r>
         <w:t>Mark every decision diamond that creates a rework loop and note what percentage of work takes the rework path.</w:t>
@@ -3475,7 +3621,7 @@
           <w:b/>
           <w:color w:val="1F6FEB"/>
         </w:rPr>
-        <w:t xml:space="preserve">7.  </w:t>
+        <w:t xml:space="preserve">8.  </w:t>
       </w:r>
       <w:r>
         <w:t>Tag pain points: delays, rework, unclear ownership, duplicate data entry and waiting for approval.</w:t>
@@ -3490,7 +3636,7 @@
           <w:b/>
           <w:color w:val="1F6FEB"/>
         </w:rPr>
-        <w:t xml:space="preserve">8.  </w:t>
+        <w:t xml:space="preserve">9.  </w:t>
       </w:r>
       <w:r>
         <w:t>Identify the three steps you suspect consume the most elapsed time — you will test that suspicion with data in Lab 9.</w:t>
